--- a/MueveCancun_Roadmap_2026.docx
+++ b/MueveCancun_Roadmap_2026.docx
@@ -7199,7 +7199,7 @@
           <w:sz w:val="18"/>
           <w:szCs w:val="18"/>
         </w:rPr>
-        <w:t xml:space="preserve">Documento generado el 1 de abril de 2026  ·  JAJA.DEV  ·  Cancún, Quintana Roo</w:t>
+        <w:t xml:space="preserve">Documento generado el 25 de mayo de 2026  ·  JAJA.DEV  ·  Cancún, Quintana Roo</w:t>
       </w:r>
     </w:p>
     <w:sectPr>
